--- a/pr-preview/pr-78/chapters/19-time-varying-treatments.docx
+++ b/pr-preview/pr-78/chapters/19-time-varying-treatments.docx
@@ -199,7 +199,7 @@
         <w:t xml:space="preserve">identifying assumption that allows observational data to stand in for it.</w:t>
       </w:r>
     </w:p>
-    <w:bookmarkStart w:id="11" w:name="X1f11c7852d0a34695ab00c458f7e59273f14fc7"/>
+    <w:bookmarkStart w:id="13" w:name="X1f11c7852d0a34695ab00c458f7e59273f14fc7"/>
     <w:p>
       <w:pPr>
         <w:pStyle w:val="Heading2"/>
@@ -421,357 +421,463 @@
         <w:t xml:space="preserve">or take more general values.</w:t>
       </w:r>
     </w:p>
+    <w:tbl>
+      <w:tblPr>
+        <w:tblStyle w:val="Table"/>
+        <w:tblInd w:w="164" w:type="dxa"/>
+        <w:tblBorders>
+          <w:left w:val="single" w:sz="24" w:space="0" w:color="909090"/>
+        </w:tblBorders>
+        <w:tblCellMar>
+          <w:left w:w="0" w:type="dxa"/>
+          <w:right w:w="0" w:type="dxa"/>
+        </w:tblCellMar>
+        <w:tblLook w:firstRow="0" w:lastRow="0" w:firstColumn="0" w:lastColumn="0" w:noHBand="0" w:noVBand="0" w:val="0000"/>
+      </w:tblPr>
+      <w:tblGrid>
+        <w:gridCol w:w="7920"/>
+      </w:tblGrid>
+      <w:tr>
+        <w:trPr>
+          <w:cantSplit/>
+        </w:trPr>
+        <w:tc>
+          <w:tcPr>
+            <w:tcMar>
+              <w:left w:w="144" w:type="dxa"/>
+            </w:tcMar>
+          </w:tcPr>
+          <w:p>
+            <w:pPr>
+              <w:pStyle w:val="BodyText"/>
+            </w:pPr>
+            <w:pPr>
+              <w:spacing w:before="16" w:after="64"/>
+            </w:pPr>
+          </w:p>
+          <w:bookmarkStart w:id="9" w:name="def-treatment-history"/>
+          <w:p>
+            <w:pPr>
+              <w:pStyle w:val="BodyText"/>
+            </w:pPr>
+            <w:r>
+              <w:rPr>
+                <w:b/>
+                <w:bCs/>
+              </w:rPr>
+              <w:t xml:space="preserve">Definition 1 (Treatment History)</w:t>
+            </w:r>
+            <w:r>
+              <w:t xml:space="preserve"> </w:t>
+            </w:r>
+            <w:r>
+              <w:t xml:space="preserve">The observed treatment</w:t>
+            </w:r>
+            <w:r>
+              <w:t xml:space="preserve"> </w:t>
+            </w:r>
+            <w:r>
+              <w:rPr>
+                <w:b/>
+                <w:bCs/>
+              </w:rPr>
+              <w:t xml:space="preserve">history</w:t>
+            </w:r>
+            <w:r>
+              <w:t xml:space="preserve"> </w:t>
+            </w:r>
+            <w:r>
+              <w:t xml:space="preserve">up to time</w:t>
+            </w:r>
+            <w:r>
+              <w:t xml:space="preserve"> </w:t>
+            </w:r>
+            <m:oMath>
+              <m:r>
+                <m:t>k</m:t>
+              </m:r>
+            </m:oMath>
+            <w:r>
+              <w:t xml:space="preserve"> </w:t>
+            </w:r>
+            <w:r>
+              <w:t xml:space="preserve">is the vector</w:t>
+            </w:r>
+          </w:p>
+          <w:p>
+            <w:pPr>
+              <w:pStyle w:val="BodyText"/>
+            </w:pPr>
+            <m:oMathPara>
+              <m:oMathParaPr>
+                <m:jc m:val="center"/>
+              </m:oMathParaPr>
+              <m:oMath>
+                <m:sSub>
+                  <m:e>
+                    <m:acc>
+                      <m:accPr>
+                        <m:chr m:val="‾"/>
+                      </m:accPr>
+                      <m:e>
+                        <m:r>
+                          <m:t>A</m:t>
+                        </m:r>
+                      </m:e>
+                    </m:acc>
+                  </m:e>
+                  <m:sub>
+                    <m:r>
+                      <m:t>k</m:t>
+                    </m:r>
+                  </m:sub>
+                </m:sSub>
+                <m:r>
+                  <m:rPr>
+                    <m:sty m:val="p"/>
+                  </m:rPr>
+                  <m:t>=</m:t>
+                </m:r>
+                <m:r>
+                  <m:rPr>
+                    <m:sty m:val="p"/>
+                  </m:rPr>
+                  <m:t>(</m:t>
+                </m:r>
+                <m:sSub>
+                  <m:e>
+                    <m:r>
+                      <m:t>A</m:t>
+                    </m:r>
+                  </m:e>
+                  <m:sub>
+                    <m:r>
+                      <m:t>0</m:t>
+                    </m:r>
+                  </m:sub>
+                </m:sSub>
+                <m:r>
+                  <m:rPr>
+                    <m:sty m:val="p"/>
+                  </m:rPr>
+                  <m:t>,</m:t>
+                </m:r>
+                <m:sSub>
+                  <m:e>
+                    <m:r>
+                      <m:t>A</m:t>
+                    </m:r>
+                  </m:e>
+                  <m:sub>
+                    <m:r>
+                      <m:t>1</m:t>
+                    </m:r>
+                  </m:sub>
+                </m:sSub>
+                <m:r>
+                  <m:rPr>
+                    <m:sty m:val="p"/>
+                  </m:rPr>
+                  <m:t>,</m:t>
+                </m:r>
+                <m:r>
+                  <m:rPr>
+                    <m:sty m:val="p"/>
+                  </m:rPr>
+                  <m:t>…</m:t>
+                </m:r>
+                <m:r>
+                  <m:rPr>
+                    <m:sty m:val="p"/>
+                  </m:rPr>
+                  <m:t>,</m:t>
+                </m:r>
+                <m:sSub>
+                  <m:e>
+                    <m:r>
+                      <m:t>A</m:t>
+                    </m:r>
+                  </m:e>
+                  <m:sub>
+                    <m:r>
+                      <m:t>k</m:t>
+                    </m:r>
+                  </m:sub>
+                </m:sSub>
+                <m:r>
+                  <m:rPr>
+                    <m:sty m:val="p"/>
+                  </m:rPr>
+                  <m:t>)</m:t>
+                </m:r>
+                <m:r>
+                  <m:rPr>
+                    <m:sty m:val="p"/>
+                  </m:rPr>
+                  <m:t>.</m:t>
+                </m:r>
+              </m:oMath>
+            </m:oMathPara>
+          </w:p>
+          <w:bookmarkEnd w:id="9"/>
+        </w:tc>
+      </w:tr>
+    </w:tbl>
     <w:p>
       <w:pPr>
-        <w:pStyle w:val="BodyText"/>
-      </w:pPr>
-      <w:r>
-        <w:t xml:space="preserve">The observed treatment</w:t>
-      </w:r>
-      <w:r>
-        <w:t xml:space="preserve"> </w:t>
-      </w:r>
-      <w:r>
-        <w:rPr>
-          <w:b/>
-          <w:bCs/>
-        </w:rPr>
-        <w:t xml:space="preserve">history</w:t>
-      </w:r>
-      <w:r>
-        <w:t xml:space="preserve"> </w:t>
-      </w:r>
-      <w:r>
-        <w:t xml:space="preserve">up to time</w:t>
-      </w:r>
-      <w:r>
-        <w:t xml:space="preserve"> </w:t>
-      </w:r>
-      <m:oMath>
-        <m:r>
-          <m:t>k</m:t>
-        </m:r>
-      </m:oMath>
-      <w:r>
-        <w:t xml:space="preserve"> </w:t>
-      </w:r>
-      <w:r>
-        <w:t xml:space="preserve">is the vector</w:t>
+        <w:pStyle w:val="FirstParagraph"/>
+      </w:pPr>
+      <w:r>
+        <w:t xml:space="preserve"> </w:t>
       </w:r>
     </w:p>
-    <w:p>
-      <w:pPr>
-        <w:pStyle w:val="BodyText"/>
-      </w:pPr>
-      <m:oMathPara>
-        <m:oMathParaPr>
-          <m:jc m:val="center"/>
-        </m:oMathParaPr>
-        <m:oMath>
-          <m:sSub>
-            <m:e>
-              <m:acc>
-                <m:accPr>
-                  <m:chr m:val="‾"/>
-                </m:accPr>
-                <m:e>
-                  <m:r>
-                    <m:t>A</m:t>
-                  </m:r>
-                </m:e>
-              </m:acc>
-            </m:e>
-            <m:sub>
+    <w:tbl>
+      <w:tblPr>
+        <w:tblStyle w:val="Table"/>
+        <w:tblInd w:w="164" w:type="dxa"/>
+        <w:tblBorders>
+          <w:left w:val="single" w:sz="24" w:space="0" w:color="909090"/>
+        </w:tblBorders>
+        <w:tblCellMar>
+          <w:left w:w="0" w:type="dxa"/>
+          <w:right w:w="0" w:type="dxa"/>
+        </w:tblCellMar>
+        <w:tblLook w:firstRow="0" w:lastRow="0" w:firstColumn="0" w:lastColumn="0" w:noHBand="0" w:noVBand="0" w:val="0000"/>
+      </w:tblPr>
+      <w:tblGrid>
+        <w:gridCol w:w="7920"/>
+      </w:tblGrid>
+      <w:tr>
+        <w:trPr>
+          <w:cantSplit/>
+        </w:trPr>
+        <w:tc>
+          <w:tcPr>
+            <w:tcMar>
+              <w:left w:w="144" w:type="dxa"/>
+            </w:tcMar>
+          </w:tcPr>
+          <w:p>
+            <w:pPr>
+              <w:pStyle w:val="BodyText"/>
+            </w:pPr>
+            <w:pPr>
+              <w:spacing w:before="16" w:after="64"/>
+            </w:pPr>
+          </w:p>
+          <w:bookmarkStart w:id="10" w:name="def-covariate-history"/>
+          <w:p>
+            <w:pPr>
+              <w:pStyle w:val="BodyText"/>
+            </w:pPr>
+            <w:r>
+              <w:rPr>
+                <w:b/>
+                <w:bCs/>
+              </w:rPr>
+              <w:t xml:space="preserve">Definition 2 (Covariate History)</w:t>
+            </w:r>
+            <w:r>
+              <w:t xml:space="preserve"> </w:t>
+            </w:r>
+            <w:r>
+              <w:t xml:space="preserve">The</w:t>
+            </w:r>
+            <w:r>
+              <w:t xml:space="preserve"> </w:t>
+            </w:r>
+            <w:r>
+              <w:rPr>
+                <w:b/>
+                <w:bCs/>
+              </w:rPr>
+              <w:t xml:space="preserve">covariate history</w:t>
+            </w:r>
+            <w:r>
+              <w:t xml:space="preserve"> </w:t>
+            </w:r>
+            <w:r>
+              <w:t xml:space="preserve">up to time</w:t>
+            </w:r>
+            <w:r>
+              <w:t xml:space="preserve"> </w:t>
+            </w:r>
+            <m:oMath>
               <m:r>
                 <m:t>k</m:t>
               </m:r>
-            </m:sub>
-          </m:sSub>
-          <m:r>
-            <m:rPr>
-              <m:sty m:val="p"/>
-            </m:rPr>
-            <m:t>=</m:t>
-          </m:r>
-          <m:r>
-            <m:rPr>
-              <m:sty m:val="p"/>
-            </m:rPr>
-            <m:t>(</m:t>
-          </m:r>
-          <m:sSub>
-            <m:e>
-              <m:r>
-                <m:t>A</m:t>
-              </m:r>
-            </m:e>
-            <m:sub>
-              <m:r>
-                <m:t>0</m:t>
-              </m:r>
-            </m:sub>
-          </m:sSub>
-          <m:r>
-            <m:rPr>
-              <m:sty m:val="p"/>
-            </m:rPr>
-            <m:t>,</m:t>
-          </m:r>
-          <m:sSub>
-            <m:e>
-              <m:r>
-                <m:t>A</m:t>
-              </m:r>
-            </m:e>
-            <m:sub>
-              <m:r>
-                <m:t>1</m:t>
-              </m:r>
-            </m:sub>
-          </m:sSub>
-          <m:r>
-            <m:rPr>
-              <m:sty m:val="p"/>
-            </m:rPr>
-            <m:t>,</m:t>
-          </m:r>
-          <m:r>
-            <m:rPr>
-              <m:sty m:val="p"/>
-            </m:rPr>
-            <m:t>…</m:t>
-          </m:r>
-          <m:r>
-            <m:rPr>
-              <m:sty m:val="p"/>
-            </m:rPr>
-            <m:t>,</m:t>
-          </m:r>
-          <m:sSub>
-            <m:e>
-              <m:r>
-                <m:t>A</m:t>
-              </m:r>
-            </m:e>
-            <m:sub>
-              <m:r>
-                <m:t>k</m:t>
-              </m:r>
-            </m:sub>
-          </m:sSub>
-          <m:r>
-            <m:rPr>
-              <m:sty m:val="p"/>
-            </m:rPr>
-            <m:t>)</m:t>
-          </m:r>
-          <m:r>
-            <m:rPr>
-              <m:sty m:val="p"/>
-            </m:rPr>
-            <m:t>.</m:t>
-          </m:r>
-        </m:oMath>
-      </m:oMathPara>
-    </w:p>
-    <w:p>
-      <w:pPr>
-        <w:pStyle w:val="FirstParagraph"/>
-      </w:pPr>
-      <w:r>
-        <w:t xml:space="preserve">Similarly, define the</w:t>
-      </w:r>
-      <w:r>
-        <w:t xml:space="preserve"> </w:t>
-      </w:r>
-      <w:r>
-        <w:rPr>
-          <w:b/>
-          <w:bCs/>
-        </w:rPr>
-        <w:t xml:space="preserve">covariate history</w:t>
-      </w:r>
-      <w:r>
-        <w:t xml:space="preserve"> </w:t>
-      </w:r>
-      <w:r>
-        <w:t xml:space="preserve">up to time</w:t>
-      </w:r>
-      <w:r>
-        <w:t xml:space="preserve"> </w:t>
-      </w:r>
-      <m:oMath>
-        <m:r>
-          <m:t>k</m:t>
-        </m:r>
-      </m:oMath>
-      <w:r>
-        <w:t xml:space="preserve"> </w:t>
-      </w:r>
-      <w:r>
-        <w:t xml:space="preserve">as</w:t>
-      </w:r>
-    </w:p>
-    <w:p>
-      <w:pPr>
-        <w:pStyle w:val="BodyText"/>
-      </w:pPr>
-      <m:oMathPara>
-        <m:oMathParaPr>
-          <m:jc m:val="center"/>
-        </m:oMathParaPr>
-        <m:oMath>
-          <m:sSub>
-            <m:e>
-              <m:acc>
-                <m:accPr>
-                  <m:chr m:val="‾"/>
-                </m:accPr>
+            </m:oMath>
+            <w:r>
+              <w:t xml:space="preserve"> </w:t>
+            </w:r>
+            <w:r>
+              <w:t xml:space="preserve">is</w:t>
+            </w:r>
+          </w:p>
+          <w:p>
+            <w:pPr>
+              <w:pStyle w:val="BodyText"/>
+            </w:pPr>
+            <m:oMathPara>
+              <m:oMathParaPr>
+                <m:jc m:val="center"/>
+              </m:oMathParaPr>
+              <m:oMath>
+                <m:sSub>
+                  <m:e>
+                    <m:acc>
+                      <m:accPr>
+                        <m:chr m:val="‾"/>
+                      </m:accPr>
+                      <m:e>
+                        <m:r>
+                          <m:t>L</m:t>
+                        </m:r>
+                      </m:e>
+                    </m:acc>
+                  </m:e>
+                  <m:sub>
+                    <m:r>
+                      <m:t>k</m:t>
+                    </m:r>
+                  </m:sub>
+                </m:sSub>
+                <m:r>
+                  <m:rPr>
+                    <m:sty m:val="p"/>
+                  </m:rPr>
+                  <m:t>=</m:t>
+                </m:r>
+                <m:r>
+                  <m:rPr>
+                    <m:sty m:val="p"/>
+                  </m:rPr>
+                  <m:t>(</m:t>
+                </m:r>
+                <m:sSub>
+                  <m:e>
+                    <m:r>
+                      <m:t>L</m:t>
+                    </m:r>
+                  </m:e>
+                  <m:sub>
+                    <m:r>
+                      <m:t>0</m:t>
+                    </m:r>
+                  </m:sub>
+                </m:sSub>
+                <m:r>
+                  <m:rPr>
+                    <m:sty m:val="p"/>
+                  </m:rPr>
+                  <m:t>,</m:t>
+                </m:r>
+                <m:sSub>
+                  <m:e>
+                    <m:r>
+                      <m:t>L</m:t>
+                    </m:r>
+                  </m:e>
+                  <m:sub>
+                    <m:r>
+                      <m:t>1</m:t>
+                    </m:r>
+                  </m:sub>
+                </m:sSub>
+                <m:r>
+                  <m:rPr>
+                    <m:sty m:val="p"/>
+                  </m:rPr>
+                  <m:t>,</m:t>
+                </m:r>
+                <m:r>
+                  <m:rPr>
+                    <m:sty m:val="p"/>
+                  </m:rPr>
+                  <m:t>…</m:t>
+                </m:r>
+                <m:r>
+                  <m:rPr>
+                    <m:sty m:val="p"/>
+                  </m:rPr>
+                  <m:t>,</m:t>
+                </m:r>
+                <m:sSub>
+                  <m:e>
+                    <m:r>
+                      <m:t>L</m:t>
+                    </m:r>
+                  </m:e>
+                  <m:sub>
+                    <m:r>
+                      <m:t>k</m:t>
+                    </m:r>
+                  </m:sub>
+                </m:sSub>
+                <m:r>
+                  <m:rPr>
+                    <m:sty m:val="p"/>
+                  </m:rPr>
+                  <m:t>)</m:t>
+                </m:r>
+                <m:r>
+                  <m:rPr>
+                    <m:sty m:val="p"/>
+                  </m:rPr>
+                  <m:t>,</m:t>
+                </m:r>
+              </m:oMath>
+            </m:oMathPara>
+          </w:p>
+          <w:p>
+            <w:pPr>
+              <w:pStyle w:val="FirstParagraph"/>
+            </w:pPr>
+            <w:r>
+              <w:t xml:space="preserve">where</w:t>
+            </w:r>
+            <w:r>
+              <w:t xml:space="preserve"> </w:t>
+            </w:r>
+            <m:oMath>
+              <m:sSub>
                 <m:e>
                   <m:r>
                     <m:t>L</m:t>
                   </m:r>
                 </m:e>
-              </m:acc>
-            </m:e>
-            <m:sub>
+                <m:sub>
+                  <m:r>
+                    <m:t>k</m:t>
+                  </m:r>
+                </m:sub>
+              </m:sSub>
+            </m:oMath>
+            <w:r>
+              <w:t xml:space="preserve"> </w:t>
+            </w:r>
+            <w:r>
+              <w:t xml:space="preserve">represents all measured covariates recorded at time</w:t>
+            </w:r>
+            <w:r>
+              <w:t xml:space="preserve"> </w:t>
+            </w:r>
+            <m:oMath>
               <m:r>
                 <m:t>k</m:t>
               </m:r>
-            </m:sub>
-          </m:sSub>
-          <m:r>
-            <m:rPr>
-              <m:sty m:val="p"/>
-            </m:rPr>
-            <m:t>=</m:t>
-          </m:r>
-          <m:r>
-            <m:rPr>
-              <m:sty m:val="p"/>
-            </m:rPr>
-            <m:t>(</m:t>
-          </m:r>
-          <m:sSub>
-            <m:e>
-              <m:r>
-                <m:t>L</m:t>
-              </m:r>
-            </m:e>
-            <m:sub>
-              <m:r>
-                <m:t>0</m:t>
-              </m:r>
-            </m:sub>
-          </m:sSub>
-          <m:r>
-            <m:rPr>
-              <m:sty m:val="p"/>
-            </m:rPr>
-            <m:t>,</m:t>
-          </m:r>
-          <m:sSub>
-            <m:e>
-              <m:r>
-                <m:t>L</m:t>
-              </m:r>
-            </m:e>
-            <m:sub>
-              <m:r>
-                <m:t>1</m:t>
-              </m:r>
-            </m:sub>
-          </m:sSub>
-          <m:r>
-            <m:rPr>
-              <m:sty m:val="p"/>
-            </m:rPr>
-            <m:t>,</m:t>
-          </m:r>
-          <m:r>
-            <m:rPr>
-              <m:sty m:val="p"/>
-            </m:rPr>
-            <m:t>…</m:t>
-          </m:r>
-          <m:r>
-            <m:rPr>
-              <m:sty m:val="p"/>
-            </m:rPr>
-            <m:t>,</m:t>
-          </m:r>
-          <m:sSub>
-            <m:e>
-              <m:r>
-                <m:t>L</m:t>
-              </m:r>
-            </m:e>
-            <m:sub>
-              <m:r>
-                <m:t>k</m:t>
-              </m:r>
-            </m:sub>
-          </m:sSub>
-          <m:r>
-            <m:rPr>
-              <m:sty m:val="p"/>
-            </m:rPr>
-            <m:t>)</m:t>
-          </m:r>
-          <m:r>
-            <m:rPr>
-              <m:sty m:val="p"/>
-            </m:rPr>
-            <m:t>,</m:t>
-          </m:r>
-        </m:oMath>
-      </m:oMathPara>
-    </w:p>
-    <w:p>
-      <w:pPr>
-        <w:pStyle w:val="FirstParagraph"/>
-      </w:pPr>
-      <w:r>
-        <w:t xml:space="preserve">where</w:t>
-      </w:r>
-      <w:r>
-        <w:t xml:space="preserve"> </w:t>
-      </w:r>
-      <m:oMath>
-        <m:sSub>
-          <m:e>
-            <m:r>
-              <m:t>L</m:t>
-            </m:r>
-          </m:e>
-          <m:sub>
-            <m:r>
-              <m:t>k</m:t>
-            </m:r>
-          </m:sub>
-        </m:sSub>
-      </m:oMath>
-      <w:r>
-        <w:t xml:space="preserve"> </w:t>
-      </w:r>
-      <w:r>
-        <w:t xml:space="preserve">represents all measured covariates recorded at time</w:t>
-      </w:r>
-      <w:r>
-        <w:t xml:space="preserve"> </w:t>
-      </w:r>
-      <m:oMath>
-        <m:r>
-          <m:t>k</m:t>
-        </m:r>
-      </m:oMath>
-      <w:r>
-        <w:t xml:space="preserve"> </w:t>
-      </w:r>
-      <w:r>
-        <w:t xml:space="preserve">(e.g., clinical measurements, lab values, questionnaire responses).</w:t>
-      </w:r>
-    </w:p>
+            </m:oMath>
+            <w:r>
+              <w:t xml:space="preserve"> </w:t>
+            </w:r>
+            <w:r>
+              <w:t xml:space="preserve">(e.g., clinical measurements, lab values, questionnaire responses).</w:t>
+            </w:r>
+          </w:p>
+          <w:bookmarkEnd w:id="10"/>
+        </w:tc>
+      </w:tr>
+    </w:tbl>
     <w:p>
       <w:pPr>
         <w:pStyle w:val="BodyText"/>
@@ -995,7 +1101,7 @@
               <w:spacing w:before="16" w:after="64"/>
             </w:pPr>
           </w:p>
-          <w:bookmarkStart w:id="9" w:name="def-potential-outcome-tv"/>
+          <w:bookmarkStart w:id="11" w:name="def-potential-outcome-tv"/>
           <w:p>
             <w:pPr>
               <w:pStyle w:val="BodyText"/>
@@ -1005,7 +1111,7 @@
                 <w:b/>
                 <w:bCs/>
               </w:rPr>
-              <w:t xml:space="preserve">Definition 1 (Potential Outcome Under a Treatment History)</w:t>
+              <w:t xml:space="preserve">Definition 3 (Potential Outcome Under a Treatment History)</w:t>
             </w:r>
             <w:r>
               <w:t xml:space="preserve"> </w:t>
@@ -1216,7 +1322,7 @@
               <w:t xml:space="preserve">regardless of what treatment they actually received.</w:t>
             </w:r>
           </w:p>
-          <w:bookmarkEnd w:id="9"/>
+          <w:bookmarkEnd w:id="11"/>
         </w:tc>
       </w:tr>
     </w:tbl>
@@ -1566,7 +1672,7 @@
         <w:t xml:space="preserve">but we observe only the one that corresponds to the treatment the individual actually received.</w:t>
       </w:r>
     </w:p>
-    <w:bookmarkStart w:id="10" w:name="the-causal-estimand"/>
+    <w:bookmarkStart w:id="12" w:name="the-causal-estimand"/>
     <w:p>
       <w:pPr>
         <w:pStyle w:val="Heading3"/>
@@ -1860,9 +1966,9 @@
         <w:t xml:space="preserve">described in the next section.</w:t>
       </w:r>
     </w:p>
-    <w:bookmarkEnd w:id="10"/>
-    <w:bookmarkEnd w:id="11"/>
-    <w:bookmarkStart w:id="15" w:name="treatment-strategies-p.-256"/>
+    <w:bookmarkEnd w:id="12"/>
+    <w:bookmarkEnd w:id="13"/>
+    <w:bookmarkStart w:id="17" w:name="treatment-strategies-p.-256"/>
     <w:p>
       <w:pPr>
         <w:pStyle w:val="Heading2"/>
@@ -2025,7 +2131,7 @@
               <w:spacing w:before="16" w:after="64"/>
             </w:pPr>
           </w:p>
-          <w:bookmarkStart w:id="12" w:name="def-treatment-strategy"/>
+          <w:bookmarkStart w:id="14" w:name="def-treatment-strategy"/>
           <w:p>
             <w:pPr>
               <w:pStyle w:val="BodyText"/>
@@ -2035,7 +2141,7 @@
                 <w:b/>
                 <w:bCs/>
               </w:rPr>
-              <w:t xml:space="preserve">Definition 2 (Treatment Strategy)</w:t>
+              <w:t xml:space="preserve">Definition 4 (Treatment Strategy)</w:t>
             </w:r>
             <w:r>
               <w:t xml:space="preserve"> </w:t>
@@ -2402,7 +2508,7 @@
               <w:t xml:space="preserve">.</w:t>
             </w:r>
           </w:p>
-          <w:bookmarkEnd w:id="12"/>
+          <w:bookmarkEnd w:id="14"/>
         </w:tc>
       </w:tr>
     </w:tbl>
@@ -2448,7 +2554,7 @@
               <w:spacing w:before="16" w:after="64"/>
             </w:pPr>
           </w:p>
-          <w:bookmarkStart w:id="13" w:name="def-static-strategy"/>
+          <w:bookmarkStart w:id="15" w:name="def-static-strategy"/>
           <w:p>
             <w:pPr>
               <w:pStyle w:val="BodyText"/>
@@ -2458,7 +2564,7 @@
                 <w:b/>
                 <w:bCs/>
               </w:rPr>
-              <w:t xml:space="preserve">Definition 3 (Static Strategies)</w:t>
+              <w:t xml:space="preserve">Definition 5 (Static Strategies)</w:t>
             </w:r>
             <w:r>
               <w:t xml:space="preserve"> </w:t>
@@ -2489,7 +2595,7 @@
               <w:t xml:space="preserve">regardless of the evolving covariate history.</w:t>
             </w:r>
           </w:p>
-          <w:bookmarkEnd w:id="13"/>
+          <w:bookmarkEnd w:id="15"/>
         </w:tc>
       </w:tr>
     </w:tbl>
@@ -3056,7 +3162,7 @@
               <w:spacing w:before="16" w:after="64"/>
             </w:pPr>
           </w:p>
-          <w:bookmarkStart w:id="14" w:name="def-dynamic-strategy"/>
+          <w:bookmarkStart w:id="16" w:name="def-dynamic-strategy"/>
           <w:p>
             <w:pPr>
               <w:pStyle w:val="BodyText"/>
@@ -3066,7 +3172,7 @@
                 <w:b/>
                 <w:bCs/>
               </w:rPr>
-              <w:t xml:space="preserve">Definition 4 (Dynamic Strategies)</w:t>
+              <w:t xml:space="preserve">Definition 6 (Dynamic Strategies)</w:t>
             </w:r>
             <w:r>
               <w:t xml:space="preserve"> </w:t>
@@ -3207,7 +3313,7 @@
               <w:t xml:space="preserve">.</w:t>
             </w:r>
           </w:p>
-          <w:bookmarkEnd w:id="14"/>
+          <w:bookmarkEnd w:id="16"/>
         </w:tc>
       </w:tr>
     </w:tbl>
@@ -3394,8 +3500,8 @@
         <w:t xml:space="preserve">and are the focus of SMART (sequential multiple assignment randomized trial) designs.</w:t>
       </w:r>
     </w:p>
-    <w:bookmarkEnd w:id="15"/>
-    <w:bookmarkStart w:id="18" w:name="X60a3d25f290e406368bba6ddd569bd120d6c89a"/>
+    <w:bookmarkEnd w:id="17"/>
+    <w:bookmarkStart w:id="20" w:name="X60a3d25f290e406368bba6ddd569bd120d6c89a"/>
     <w:p>
       <w:pPr>
         <w:pStyle w:val="Heading2"/>
@@ -3472,7 +3578,7 @@
               <w:spacing w:before="16" w:after="64"/>
             </w:pPr>
           </w:p>
-          <w:bookmarkStart w:id="16" w:name="def-seq-randomized"/>
+          <w:bookmarkStart w:id="18" w:name="def-seq-randomized"/>
           <w:p>
             <w:pPr>
               <w:pStyle w:val="BodyText"/>
@@ -3482,7 +3588,7 @@
                 <w:b/>
                 <w:bCs/>
               </w:rPr>
-              <w:t xml:space="preserve">Definition 5 (Sequentially Randomized Experiment)</w:t>
+              <w:t xml:space="preserve">Definition 7 (Sequentially Randomized Experiment)</w:t>
             </w:r>
             <w:r>
               <w:t xml:space="preserve"> </w:t>
@@ -3616,7 +3722,7 @@
               <w:t xml:space="preserve">but not on any unmeasured variables.</w:t>
             </w:r>
           </w:p>
-          <w:bookmarkEnd w:id="16"/>
+          <w:bookmarkEnd w:id="18"/>
         </w:tc>
       </w:tr>
     </w:tbl>
@@ -4137,7 +4243,7 @@
         <w:t xml:space="preserve">is effectively randomized.</w:t>
       </w:r>
     </w:p>
-    <w:bookmarkStart w:id="17" w:name="connection-to-the-g-formula"/>
+    <w:bookmarkStart w:id="19" w:name="connection-to-the-g-formula"/>
     <w:p>
       <w:pPr>
         <w:pStyle w:val="Heading3"/>
@@ -4837,9 +4943,9 @@
         <w:t xml:space="preserve">This design yields valid inference for dynamic strategies under clearly stated assumptions.</w:t>
       </w:r>
     </w:p>
-    <w:bookmarkEnd w:id="17"/>
-    <w:bookmarkEnd w:id="18"/>
-    <w:bookmarkStart w:id="22" w:name="sequential-exchangeability-p.-259"/>
+    <w:bookmarkEnd w:id="19"/>
+    <w:bookmarkEnd w:id="20"/>
+    <w:bookmarkStart w:id="24" w:name="sequential-exchangeability-p.-259"/>
     <w:p>
       <w:pPr>
         <w:pStyle w:val="Heading2"/>
@@ -4916,7 +5022,7 @@
               <w:spacing w:before="16" w:after="64"/>
             </w:pPr>
           </w:p>
-          <w:bookmarkStart w:id="19" w:name="def-seq-exchangeability"/>
+          <w:bookmarkStart w:id="21" w:name="def-seq-exchangeability"/>
           <w:p>
             <w:pPr>
               <w:pStyle w:val="BodyText"/>
@@ -4926,7 +5032,7 @@
                 <w:b/>
                 <w:bCs/>
               </w:rPr>
-              <w:t xml:space="preserve">Definition 6 (Sequential Exchangeability)</w:t>
+              <w:t xml:space="preserve">Definition 8 (Sequential Exchangeability)</w:t>
             </w:r>
             <w:r>
               <w:t xml:space="preserve"> </w:t>
@@ -5237,7 +5343,7 @@
               <w:t xml:space="preserve">.</w:t>
             </w:r>
           </w:p>
-          <w:bookmarkEnd w:id="19"/>
+          <w:bookmarkEnd w:id="21"/>
         </w:tc>
       </w:tr>
     </w:tbl>
@@ -5474,7 +5580,7 @@
         <w:t xml:space="preserve">.</w:t>
       </w:r>
     </w:p>
-    <w:bookmarkStart w:id="20" w:name="X7247be8c86170ab2090d83384db044221b61fce"/>
+    <w:bookmarkStart w:id="22" w:name="X7247be8c86170ab2090d83384db044221b61fce"/>
     <w:p>
       <w:pPr>
         <w:pStyle w:val="Heading3"/>
@@ -5937,8 +6043,8 @@
         <w:t xml:space="preserve">is even more important in longitudinal settings.</w:t>
       </w:r>
     </w:p>
-    <w:bookmarkEnd w:id="20"/>
-    <w:bookmarkStart w:id="21" w:name="sequential-positivity"/>
+    <w:bookmarkEnd w:id="22"/>
+    <w:bookmarkStart w:id="23" w:name="sequential-positivity"/>
     <w:p>
       <w:pPr>
         <w:pStyle w:val="Heading3"/>
@@ -6387,9 +6493,9 @@
         <w:t xml:space="preserve">or when patients with particular covariate histories are never observed to receive a given treatment.</w:t>
       </w:r>
     </w:p>
-    <w:bookmarkEnd w:id="21"/>
-    <w:bookmarkEnd w:id="22"/>
-    <w:bookmarkStart w:id="25" w:name="X41e6dd12c78ebe467d5d26410c6066a9254c541"/>
+    <w:bookmarkEnd w:id="23"/>
+    <w:bookmarkEnd w:id="24"/>
+    <w:bookmarkStart w:id="27" w:name="X41e6dd12c78ebe467d5d26410c6066a9254c541"/>
     <w:p>
       <w:pPr>
         <w:pStyle w:val="Heading2"/>
@@ -6574,7 +6680,7 @@
               <w:spacing w:before="16" w:after="64"/>
             </w:pPr>
           </w:p>
-          <w:bookmarkStart w:id="23" w:name="def-identifiable-strategy"/>
+          <w:bookmarkStart w:id="25" w:name="def-identifiable-strategy"/>
           <w:p>
             <w:pPr>
               <w:pStyle w:val="BodyText"/>
@@ -6584,7 +6690,7 @@
                 <w:b/>
                 <w:bCs/>
               </w:rPr>
-              <w:t xml:space="preserve">Definition 7 (Identifiable Strategy)</w:t>
+              <w:t xml:space="preserve">Definition 9 (Identifiable Strategy)</w:t>
             </w:r>
             <w:r>
               <w:t xml:space="preserve"> </w:t>
@@ -6808,7 +6914,7 @@
               <w:t xml:space="preserve">.</w:t>
             </w:r>
           </w:p>
-          <w:bookmarkEnd w:id="23"/>
+          <w:bookmarkEnd w:id="25"/>
         </w:tc>
       </w:tr>
     </w:tbl>
@@ -6832,7 +6938,7 @@
         <w:t xml:space="preserve">cannot be compared from the available data.</w:t>
       </w:r>
     </w:p>
-    <w:bookmarkStart w:id="24" w:name="implications-for-study-design"/>
+    <w:bookmarkStart w:id="26" w:name="implications-for-study-design"/>
     <w:p>
       <w:pPr>
         <w:pStyle w:val="Heading3"/>
@@ -7321,9 +7427,9 @@
         <w:t xml:space="preserve">particularly when using parametric models for IP weighting.</w:t>
       </w:r>
     </w:p>
-    <w:bookmarkEnd w:id="24"/>
-    <w:bookmarkEnd w:id="25"/>
-    <w:bookmarkStart w:id="28" w:name="X8feb3d14dda23d92d8b722f6e5d1857756ccf12"/>
+    <w:bookmarkEnd w:id="26"/>
+    <w:bookmarkEnd w:id="27"/>
+    <w:bookmarkStart w:id="30" w:name="X8feb3d14dda23d92d8b722f6e5d1857756ccf12"/>
     <w:p>
       <w:pPr>
         <w:pStyle w:val="Heading2"/>
@@ -7425,7 +7531,7 @@
               <w:spacing w:before="16" w:after="64"/>
             </w:pPr>
           </w:p>
-          <w:bookmarkStart w:id="26" w:name="def-tv-confounder"/>
+          <w:bookmarkStart w:id="28" w:name="def-tv-confounder"/>
           <w:p>
             <w:pPr>
               <w:pStyle w:val="BodyText"/>
@@ -7435,7 +7541,7 @@
                 <w:b/>
                 <w:bCs/>
               </w:rPr>
-              <w:t xml:space="preserve">Definition 8 (Time-Varying Confounder)</w:t>
+              <w:t xml:space="preserve">Definition 10 (Time-Varying Confounder)</w:t>
             </w:r>
             <w:r>
               <w:t xml:space="preserve"> </w:t>
@@ -7664,7 +7770,7 @@
               <w:t xml:space="preserve">(or earlier treatments).</w:t>
             </w:r>
           </w:p>
-          <w:bookmarkEnd w:id="26"/>
+          <w:bookmarkEnd w:id="28"/>
         </w:tc>
       </w:tr>
     </w:tbl>
@@ -7694,7 +7800,7 @@
         <w:t xml:space="preserve">and the ultimate outcome (AIDS or death).</w:t>
       </w:r>
     </w:p>
-    <w:bookmarkStart w:id="27" w:name="the-feedback-loop"/>
+    <w:bookmarkStart w:id="29" w:name="the-feedback-loop"/>
     <w:p>
       <w:pPr>
         <w:pStyle w:val="Heading3"/>
@@ -8762,9 +8868,9 @@
         <w:t xml:space="preserve">This is explained in detail in Chapter 20.</w:t>
       </w:r>
     </w:p>
-    <w:bookmarkEnd w:id="27"/>
-    <w:bookmarkEnd w:id="28"/>
-    <w:bookmarkStart w:id="29" w:name="summary"/>
+    <w:bookmarkEnd w:id="29"/>
+    <w:bookmarkEnd w:id="30"/>
+    <w:bookmarkStart w:id="31" w:name="summary"/>
     <w:p>
       <w:pPr>
         <w:pStyle w:val="Heading2"/>
@@ -9375,8 +9481,8 @@
         <w:t xml:space="preserve">create a feedback loop that cannot be handled by standard regression.</w:t>
       </w:r>
     </w:p>
-    <w:bookmarkEnd w:id="29"/>
-    <w:bookmarkStart w:id="33" w:name="references"/>
+    <w:bookmarkEnd w:id="31"/>
+    <w:bookmarkStart w:id="35" w:name="references"/>
     <w:p>
       <w:pPr>
         <w:pStyle w:val="Heading2"/>
@@ -9392,8 +9498,8 @@
         </w:pict>
       </w:r>
     </w:p>
-    <w:bookmarkStart w:id="32" w:name="refs"/>
-    <w:bookmarkStart w:id="31" w:name="ref-hernan2020causal"/>
+    <w:bookmarkStart w:id="34" w:name="refs"/>
+    <w:bookmarkStart w:id="33" w:name="ref-hernan2020causal"/>
     <w:p>
       <w:pPr>
         <w:pStyle w:val="Bibliography"/>
@@ -9417,7 +9523,7 @@
       <w:r>
         <w:t xml:space="preserve"> </w:t>
       </w:r>
-      <w:hyperlink r:id="rId30">
+      <w:hyperlink r:id="rId32">
         <w:r>
           <w:rPr>
             <w:rStyle w:val="Hyperlink"/>
@@ -9429,9 +9535,9 @@
         <w:t xml:space="preserve">.</w:t>
       </w:r>
     </w:p>
-    <w:bookmarkEnd w:id="31"/>
-    <w:bookmarkEnd w:id="32"/>
     <w:bookmarkEnd w:id="33"/>
+    <w:bookmarkEnd w:id="34"/>
+    <w:bookmarkEnd w:id="35"/>
     <w:sectPr>
       <w:footnotePr>
         <w:numRestart w:val="eachSect"/>
